--- a/data/revised_2026-10_full/tracked/v2/Core_Mathematics/SS1.2_Indices_and_Logarithms/Core_Mathematics_Indices_and_Logarithms_SummaryTable_TRACKED.docx
+++ b/data/revised_2026-10_full/tracked/v2/Core_Mathematics/SS1.2_Indices_and_Logarithms/Core_Mathematics_Indices_and_Logarithms_SummaryTable_TRACKED.docx
@@ -1044,7 +1044,7 @@
               </w:rPr>
               <w:t xml:space="preserve">Learners observed a pH data table featuring common Kenyan foods and liquids (lemon juice, uji, Rift Valley dairy milk, </w:t>
             </w:r>
-            <w:del w:id="9001" w:author="Claude (AI) - proposed" w:date="2026-10-15T20:13:46Z">
+            <w:del w:id="9001" w:author="Claude (AI) - proposed" w:date="2026-10-18T00:27:14Z">
               <w:r>
                 <w:rPr>
                   <w:rFonts w:ascii="Arial" w:cs="Arial" w:eastAsia="Arial" w:hAnsi="Arial"/>
@@ -1059,7 +1059,7 @@
                 <w:delText xml:space="preserve">Lake Naivasha</w:delText>
               </w:r>
             </w:del>
-            <w:ins w:id="9002" w:author="Claude (AI) - proposed" w:date="2026-10-15T20:13:46Z">
+            <w:ins w:id="9002" w:author="Claude (AI) - proposed" w:date="2026-10-18T00:27:14Z">
               <w:r>
                 <w:rPr>
                   <w:rFonts w:ascii="Arial" w:cs="Arial" w:eastAsia="Arial" w:hAnsi="Arial"/>
@@ -1153,7 +1153,7 @@
               </w:rPr>
               <w:t xml:space="preserve">Learners explained that the logarithm is simply the exponent rewritten on the left side of the equation — the same exponent they have been working with since Lesson 1 in index notation. They articulated why the characteristic of log₁₀ 3,500 is 3 (because 10³ ≤ 3,500 &lt; 10⁴) and connected the negative-characteristic logarithm log₁₀ 0.01 = −2 to the pH phenomenon (lemon juice [H⁺] = 10⁻² mol/L). They began populating the LOGARITHM SIDE of their cumulative unit model and left the 'add logs → antilog → product' boxes blank as a bridge to </w:t>
             </w:r>
-            <w:del w:id="9003" w:author="Claude (AI) - proposed" w:date="2026-10-15T20:13:46Z">
+            <w:del w:id="9003" w:author="Claude (AI) - proposed" w:date="2026-10-18T00:27:14Z">
               <w:r>
                 <w:rPr>
                   <w:rFonts w:ascii="Arial" w:cs="Arial" w:eastAsia="Arial" w:hAnsi="Arial"/>
@@ -1168,7 +1168,7 @@
                 <w:delText xml:space="preserve">Lesson 5</w:delText>
               </w:r>
             </w:del>
-            <w:ins w:id="9004" w:author="Claude (AI) - proposed" w:date="2026-10-15T20:13:46Z">
+            <w:ins w:id="9004" w:author="Claude (AI) - proposed" w:date="2026-10-18T00:27:14Z">
               <w:r>
                 <w:rPr>
                   <w:rFonts w:ascii="Arial" w:cs="Arial" w:eastAsia="Arial" w:hAnsi="Arial"/>
@@ -1471,7 +1471,7 @@
               </w:rPr>
               <w:t xml:space="preserve">Learners derived the product law log(ab) = log a + log b and the quotient law log(a/b) = log a − log b directly from the index law 10^a × 10^b = 10^(a+b), and applied both laws using four-figure log and antilog tables to solve real-life Kenyan problems involving bulk maize </w:t>
             </w:r>
-            <w:del w:id="9005" w:author="Claude (AI) - proposed" w:date="2026-10-15T20:13:46Z">
+            <w:del w:id="9005" w:author="Claude (AI) - proposed" w:date="2026-10-18T00:27:14Z">
               <w:r>
                 <w:rPr>
                   <w:rFonts w:ascii="Arial" w:cs="Arial" w:eastAsia="Arial" w:hAnsi="Arial"/>
@@ -1486,7 +1486,7 @@
                 <w:delText xml:space="preserve">pricing</w:delText>
               </w:r>
             </w:del>
-            <w:ins w:id="9006" w:author="Claude (AI) - proposed" w:date="2026-10-15T20:13:46Z">
+            <w:ins w:id="9006" w:author="Claude (AI) - proposed" w:date="2026-10-18T00:27:14Z">
               <w:r>
                 <w:rPr>
                   <w:rFonts w:ascii="Arial" w:cs="Arial" w:eastAsia="Arial" w:hAnsi="Arial"/>
@@ -1977,7 +1977,7 @@
         </w:rPr>
         <w:t xml:space="preserve">© 2026 SeaVuria and ARES. This work is licensed under a </w:t>
       </w:r>
-      <w:hyperlink w:history="1" r:id="rId-yvja33hzdmeuf3ctg-ga">
+      <w:hyperlink w:history="1" r:id="rIdbyf881ispp5bsezwdv_9p">
         <w:r>
           <w:rPr>
             <w:rFonts w:ascii="Arial" w:cs="Arial" w:eastAsia="Arial" w:hAnsi="Arial"/>
@@ -1997,7 +1997,7 @@
         </w:rPr>
         <w:t xml:space="preserve"> (</w:t>
       </w:r>
-      <w:hyperlink w:history="1" r:id="rId5kalmts-scrdoajqbvmo-">
+      <w:hyperlink w:history="1" r:id="rIdgbaqtddqbzgjmes6rpgeb">
         <w:r>
           <w:rPr>
             <w:rFonts w:ascii="Arial" w:cs="Arial" w:eastAsia="Arial" w:hAnsi="Arial"/>
@@ -2017,7 +2017,7 @@
         </w:rPr>
         <w:t xml:space="preserve">). To view a copy of this license, visit </w:t>
       </w:r>
-      <w:hyperlink w:history="1" r:id="rIdbgsdjyxz-moiexetplhur">
+      <w:hyperlink w:history="1" r:id="rIdvcopdqwqyoup_vbxdbn7w">
         <w:r>
           <w:rPr>
             <w:rFonts w:ascii="Arial" w:cs="Arial" w:eastAsia="Arial" w:hAnsi="Arial"/>
